--- a/RecordPrograms/week4,5/Employee.docx
+++ b/RecordPrograms/week4,5/Employee.docx
@@ -3,14 +3,26 @@
 <w:document xmlns:wpc="http://schemas.microsoft.com/office/word/2010/wordprocessingCanvas" xmlns:cx="http://schemas.microsoft.com/office/drawing/2014/chartex" xmlns:cx1="http://schemas.microsoft.com/office/drawing/2015/9/8/chartex" xmlns:cx2="http://schemas.microsoft.com/office/drawing/2015/10/21/chartex" xmlns:cx3="http://schemas.microsoft.com/office/drawing/2016/5/9/chartex" xmlns:cx4="http://schemas.microsoft.com/office/drawing/2016/5/10/chartex" xmlns:cx5="http://schemas.microsoft.com/office/drawing/2016/5/11/chartex" xmlns:cx6="http://schemas.microsoft.com/office/drawing/2016/5/12/chartex" xmlns:cx7="http://schemas.microsoft.com/office/drawing/2016/5/13/chartex" xmlns:cx8="http://schemas.microsoft.com/office/drawing/2016/5/14/chartex" xmlns:mc="http://schemas.openxmlformats.org/markup-compatibility/2006" xmlns:aink="http://schemas.microsoft.com/office/drawing/2016/ink" xmlns:am3d="http://schemas.microsoft.com/office/drawing/2017/model3d" xmlns:o="urn:schemas-microsoft-com:office:office" xmlns:oel="http://schemas.microsoft.com/office/2019/extlst" xmlns:r="http://schemas.openxmlformats.org/officeDocument/2006/relationships" xmlns:m="http://schemas.openxmlformats.org/officeDocument/2006/math" xmlns:v="urn:schemas-microsoft-com:vml" xmlns:wp14="http://schemas.microsoft.com/office/word/2010/wordprocessingDrawing" xmlns:wp="http://schemas.openxmlformats.org/drawingml/2006/wordprocessingDrawing" xmlns:w10="urn:schemas-microsoft-com:office:word" xmlns:w="http://schemas.openxmlformats.org/wordprocessingml/2006/main" xmlns:w14="http://schemas.microsoft.com/office/word/2010/wordml" xmlns:w15="http://schemas.microsoft.com/office/word/2012/wordml" xmlns:w16cex="http://schemas.microsoft.com/office/word/2018/wordml/cex" xmlns:w16cid="http://schemas.microsoft.com/office/word/2016/wordml/cid" xmlns:w16="http://schemas.microsoft.com/office/word/2018/wordml" xmlns:w16du="http://schemas.microsoft.com/office/word/2023/wordml/word16du" xmlns:w16sdtdh="http://schemas.microsoft.com/office/word/2020/wordml/sdtdatahash" xmlns:w16sdtfl="http://schemas.microsoft.com/office/word/2024/wordml/sdtformatlock" xmlns:w16se="http://schemas.microsoft.com/office/word/2015/wordml/symex" xmlns:wpg="http://schemas.microsoft.com/office/word/2010/wordprocessingGroup" xmlns:wpi="http://schemas.microsoft.com/office/word/2010/wordprocessingInk" xmlns:wne="http://schemas.microsoft.com/office/word/2006/wordml" xmlns:wps="http://schemas.microsoft.com/office/word/2010/wordprocessingShape" mc:Ignorable="w14 w15 w16se w16cid w16 w16cex w16sdtdh w16sdtfl w16du wp14">
   <w:body>
     <w:p>
-      <w:r>
-        <w:t>Program 5: Constructor Overloading</w:t>
-      </w:r>
-    </w:p>
-    <w:p>
-      <w:r>
+      <w:pPr>
+        <w:rPr>
+          <w:b/>
+          <w:bCs/>
+        </w:rPr>
+      </w:pPr>
+      <w:r>
+        <w:rPr>
+          <w:b/>
+          <w:bCs/>
+        </w:rPr>
         <w:t>Aim</w:t>
       </w:r>
+      <w:r>
+        <w:rPr>
+          <w:b/>
+          <w:bCs/>
+        </w:rPr>
+        <w:t>:</w:t>
+      </w:r>
     </w:p>
     <w:p>
       <w:r>
@@ -18,9 +30,26 @@
       </w:r>
     </w:p>
     <w:p>
-      <w:r>
+      <w:pPr>
+        <w:rPr>
+          <w:b/>
+          <w:bCs/>
+        </w:rPr>
+      </w:pPr>
+      <w:r>
+        <w:rPr>
+          <w:b/>
+          <w:bCs/>
+        </w:rPr>
         <w:t>Steps</w:t>
       </w:r>
+      <w:r>
+        <w:rPr>
+          <w:b/>
+          <w:bCs/>
+        </w:rPr>
+        <w:t>:</w:t>
+      </w:r>
     </w:p>
     <w:p>
       <w:r>
@@ -53,9 +82,26 @@
       </w:r>
     </w:p>
     <w:p>
-      <w:r>
+      <w:pPr>
+        <w:rPr>
+          <w:b/>
+          <w:bCs/>
+        </w:rPr>
+      </w:pPr>
+      <w:r>
+        <w:rPr>
+          <w:b/>
+          <w:bCs/>
+        </w:rPr>
         <w:t>Algorithm</w:t>
       </w:r>
+      <w:r>
+        <w:rPr>
+          <w:b/>
+          <w:bCs/>
+        </w:rPr>
+        <w:t>:</w:t>
+      </w:r>
     </w:p>
     <w:p>
       <w:r>
@@ -98,7 +144,804 @@
       </w:r>
     </w:p>
     <w:p>
-      <w:r>
+      <w:pPr>
+        <w:rPr>
+          <w:b/>
+          <w:bCs/>
+        </w:rPr>
+      </w:pPr>
+      <w:r>
+        <w:rPr>
+          <w:b/>
+          <w:bCs/>
+        </w:rPr>
+        <w:t>Code:</w:t>
+      </w:r>
+    </w:p>
+    <w:p>
+      <w:r>
+        <w:rPr>
+          <w:b/>
+          <w:bCs/>
+        </w:rPr>
+        <w:t>package</w:t>
+      </w:r>
+      <w:r>
+        <w:t xml:space="preserve"> basics;</w:t>
+      </w:r>
+    </w:p>
+    <w:p>
+      <w:r>
+        <w:rPr>
+          <w:b/>
+          <w:bCs/>
+        </w:rPr>
+        <w:t>class</w:t>
+      </w:r>
+      <w:r>
+        <w:t xml:space="preserve"> Buyer {</w:t>
+      </w:r>
+    </w:p>
+    <w:p>
+      <w:r>
+        <w:t xml:space="preserve">   </w:t>
+      </w:r>
+      <w:r>
+        <w:t xml:space="preserve"> String name;</w:t>
+      </w:r>
+    </w:p>
+    <w:p>
+      <w:r>
+        <w:t xml:space="preserve">    </w:t>
+      </w:r>
+      <w:r>
+        <w:rPr>
+          <w:b/>
+          <w:bCs/>
+        </w:rPr>
+        <w:t>int</w:t>
+      </w:r>
+      <w:r>
+        <w:t xml:space="preserve"> id;</w:t>
+      </w:r>
+    </w:p>
+    <w:p>
+      <w:r>
+        <w:t xml:space="preserve">    String product;</w:t>
+      </w:r>
+    </w:p>
+    <w:p>
+      <w:r>
+        <w:t xml:space="preserve">    </w:t>
+      </w:r>
+      <w:r>
+        <w:rPr>
+          <w:b/>
+          <w:bCs/>
+        </w:rPr>
+        <w:t>double</w:t>
+      </w:r>
+      <w:r>
+        <w:t xml:space="preserve"> amount;</w:t>
+      </w:r>
+    </w:p>
+    <w:p>
+      <w:r>
+        <w:t xml:space="preserve">    String </w:t>
+      </w:r>
+      <w:proofErr w:type="spellStart"/>
+      <w:r>
+        <w:t>paymentStatus</w:t>
+      </w:r>
+      <w:proofErr w:type="spellEnd"/>
+      <w:r>
+        <w:t>;</w:t>
+      </w:r>
+    </w:p>
+    <w:p/>
+    <w:p>
+      <w:r>
+        <w:t xml:space="preserve">    // Constructor 1</w:t>
+      </w:r>
+    </w:p>
+    <w:p>
+      <w:r>
+        <w:lastRenderedPageBreak/>
+        <w:t xml:space="preserve">    </w:t>
+      </w:r>
+      <w:proofErr w:type="gramStart"/>
+      <w:r>
+        <w:t>Buyer(</w:t>
+      </w:r>
+      <w:proofErr w:type="gramEnd"/>
+      <w:r>
+        <w:t>String name) {</w:t>
+      </w:r>
+    </w:p>
+    <w:p>
+      <w:r>
+        <w:t xml:space="preserve">        </w:t>
+      </w:r>
+      <w:r>
+        <w:rPr>
+          <w:b/>
+          <w:bCs/>
+        </w:rPr>
+        <w:t>this</w:t>
+      </w:r>
+      <w:r>
+        <w:t>.name = name;</w:t>
+      </w:r>
+    </w:p>
+    <w:p>
+      <w:r>
+        <w:t xml:space="preserve">    }</w:t>
+      </w:r>
+    </w:p>
+    <w:p/>
+    <w:p>
+      <w:r>
+        <w:t xml:space="preserve">    // Constructor 2</w:t>
+      </w:r>
+    </w:p>
+    <w:p>
+      <w:r>
+        <w:t xml:space="preserve">    </w:t>
+      </w:r>
+      <w:proofErr w:type="gramStart"/>
+      <w:r>
+        <w:t>Buyer(</w:t>
+      </w:r>
+      <w:proofErr w:type="gramEnd"/>
+      <w:r>
+        <w:t xml:space="preserve">String name, </w:t>
+      </w:r>
+      <w:r>
+        <w:rPr>
+          <w:b/>
+          <w:bCs/>
+        </w:rPr>
+        <w:t>int</w:t>
+      </w:r>
+      <w:r>
+        <w:t xml:space="preserve"> id, String product) {</w:t>
+      </w:r>
+    </w:p>
+    <w:p>
+      <w:r>
+        <w:t xml:space="preserve">        </w:t>
+      </w:r>
+      <w:r>
+        <w:rPr>
+          <w:b/>
+          <w:bCs/>
+        </w:rPr>
+        <w:t>this</w:t>
+      </w:r>
+      <w:r>
+        <w:t>.name = name;</w:t>
+      </w:r>
+    </w:p>
+    <w:p>
+      <w:r>
+        <w:t xml:space="preserve">        </w:t>
+      </w:r>
+      <w:r>
+        <w:rPr>
+          <w:b/>
+          <w:bCs/>
+        </w:rPr>
+        <w:t>this</w:t>
+      </w:r>
+      <w:r>
+        <w:t>.id = id;</w:t>
+      </w:r>
+    </w:p>
+    <w:p>
+      <w:r>
+        <w:t xml:space="preserve">        </w:t>
+      </w:r>
+      <w:proofErr w:type="spellStart"/>
+      <w:proofErr w:type="gramStart"/>
+      <w:r>
+        <w:rPr>
+          <w:b/>
+          <w:bCs/>
+        </w:rPr>
+        <w:t>this</w:t>
+      </w:r>
+      <w:r>
+        <w:t>.product</w:t>
+      </w:r>
+      <w:proofErr w:type="spellEnd"/>
+      <w:proofErr w:type="gramEnd"/>
+      <w:r>
+        <w:t xml:space="preserve"> = product;</w:t>
+      </w:r>
+    </w:p>
+    <w:p>
+      <w:r>
+        <w:t xml:space="preserve">    }</w:t>
+      </w:r>
+    </w:p>
+    <w:p/>
+    <w:p>
+      <w:r>
+        <w:t xml:space="preserve">    // Constructor 3</w:t>
+      </w:r>
+    </w:p>
+    <w:p>
+      <w:r>
+        <w:t xml:space="preserve">    </w:t>
+      </w:r>
+      <w:proofErr w:type="gramStart"/>
+      <w:r>
+        <w:t>Buyer(</w:t>
+      </w:r>
+      <w:proofErr w:type="gramEnd"/>
+      <w:r>
+        <w:t xml:space="preserve">String name, </w:t>
+      </w:r>
+      <w:r>
+        <w:rPr>
+          <w:b/>
+          <w:bCs/>
+        </w:rPr>
+        <w:t>int</w:t>
+      </w:r>
+      <w:r>
+        <w:t xml:space="preserve"> id, String product,</w:t>
+      </w:r>
+    </w:p>
+    <w:p>
+      <w:r>
+        <w:t xml:space="preserve">          </w:t>
+      </w:r>
+      <w:r>
+        <w:rPr>
+          <w:b/>
+          <w:bCs/>
+        </w:rPr>
+        <w:t>double</w:t>
+      </w:r>
+      <w:r>
+        <w:t xml:space="preserve"> amount, String </w:t>
+      </w:r>
+      <w:proofErr w:type="spellStart"/>
+      <w:r>
+        <w:t>paymentStatus</w:t>
+      </w:r>
+      <w:proofErr w:type="spellEnd"/>
+      <w:r>
+        <w:t>) {</w:t>
+      </w:r>
+    </w:p>
+    <w:p>
+      <w:r>
+        <w:t xml:space="preserve">        </w:t>
+      </w:r>
+      <w:r>
+        <w:rPr>
+          <w:b/>
+          <w:bCs/>
+        </w:rPr>
+        <w:t>this</w:t>
+      </w:r>
+      <w:r>
+        <w:t>.name = name;</w:t>
+      </w:r>
+    </w:p>
+    <w:p>
+      <w:r>
+        <w:t xml:space="preserve">        </w:t>
+      </w:r>
+      <w:r>
+        <w:rPr>
+          <w:b/>
+          <w:bCs/>
+        </w:rPr>
+        <w:t>this</w:t>
+      </w:r>
+      <w:r>
+        <w:t>.id = id;</w:t>
+      </w:r>
+    </w:p>
+    <w:p>
+      <w:r>
+        <w:t xml:space="preserve">        </w:t>
+      </w:r>
+      <w:proofErr w:type="spellStart"/>
+      <w:proofErr w:type="gramStart"/>
+      <w:r>
+        <w:rPr>
+          <w:b/>
+          <w:bCs/>
+        </w:rPr>
+        <w:t>this</w:t>
+      </w:r>
+      <w:r>
+        <w:t>.product</w:t>
+      </w:r>
+      <w:proofErr w:type="spellEnd"/>
+      <w:proofErr w:type="gramEnd"/>
+      <w:r>
+        <w:t xml:space="preserve"> = product;</w:t>
+      </w:r>
+    </w:p>
+    <w:p>
+      <w:r>
+        <w:t xml:space="preserve">        </w:t>
+      </w:r>
+      <w:proofErr w:type="spellStart"/>
+      <w:proofErr w:type="gramStart"/>
+      <w:r>
+        <w:rPr>
+          <w:b/>
+          <w:bCs/>
+        </w:rPr>
+        <w:t>this</w:t>
+      </w:r>
+      <w:r>
+        <w:t>.amount</w:t>
+      </w:r>
+      <w:proofErr w:type="spellEnd"/>
+      <w:proofErr w:type="gramEnd"/>
+      <w:r>
+        <w:t xml:space="preserve"> = amount;</w:t>
+      </w:r>
+    </w:p>
+    <w:p>
+      <w:r>
+        <w:t xml:space="preserve">        </w:t>
+      </w:r>
+      <w:proofErr w:type="spellStart"/>
+      <w:proofErr w:type="gramStart"/>
+      <w:r>
+        <w:rPr>
+          <w:b/>
+          <w:bCs/>
+        </w:rPr>
+        <w:t>this</w:t>
+      </w:r>
+      <w:r>
+        <w:t>.paymentStatus</w:t>
+      </w:r>
+      <w:proofErr w:type="spellEnd"/>
+      <w:proofErr w:type="gramEnd"/>
+      <w:r>
+        <w:t xml:space="preserve"> = </w:t>
+      </w:r>
+      <w:proofErr w:type="spellStart"/>
+      <w:r>
+        <w:t>paymentStatus</w:t>
+      </w:r>
+      <w:proofErr w:type="spellEnd"/>
+      <w:r>
+        <w:t>;</w:t>
+      </w:r>
+    </w:p>
+    <w:p>
+      <w:r>
+        <w:t xml:space="preserve">    }</w:t>
+      </w:r>
+    </w:p>
+    <w:p/>
+    <w:p>
+      <w:r>
+        <w:t xml:space="preserve">    </w:t>
+      </w:r>
+      <w:r>
+        <w:rPr>
+          <w:b/>
+          <w:bCs/>
+        </w:rPr>
+        <w:t>void</w:t>
+      </w:r>
+      <w:r>
+        <w:t xml:space="preserve"> </w:t>
+      </w:r>
+      <w:proofErr w:type="gramStart"/>
+      <w:r>
+        <w:t>display(</w:t>
+      </w:r>
+      <w:proofErr w:type="gramEnd"/>
+      <w:r>
+        <w:t>) {</w:t>
+      </w:r>
+    </w:p>
+    <w:p>
+      <w:r>
+        <w:t xml:space="preserve">        </w:t>
+      </w:r>
+      <w:proofErr w:type="spellStart"/>
+      <w:r>
+        <w:t>System.</w:t>
+      </w:r>
+      <w:r>
+        <w:rPr>
+          <w:b/>
+          <w:bCs/>
+          <w:i/>
+          <w:iCs/>
+        </w:rPr>
+        <w:t>out</w:t>
+      </w:r>
+      <w:r>
+        <w:t>.println</w:t>
+      </w:r>
+      <w:proofErr w:type="spellEnd"/>
+      <w:r>
+        <w:t>("Name: " + name);</w:t>
+      </w:r>
+    </w:p>
+    <w:p>
+      <w:r>
+        <w:t xml:space="preserve">        </w:t>
+      </w:r>
+      <w:proofErr w:type="spellStart"/>
+      <w:r>
+        <w:t>System.</w:t>
+      </w:r>
+      <w:r>
+        <w:rPr>
+          <w:b/>
+          <w:bCs/>
+          <w:i/>
+          <w:iCs/>
+        </w:rPr>
+        <w:t>out</w:t>
+      </w:r>
+      <w:r>
+        <w:t>.println</w:t>
+      </w:r>
+      <w:proofErr w:type="spellEnd"/>
+      <w:r>
+        <w:t>("ID: " + id);</w:t>
+      </w:r>
+    </w:p>
+    <w:p>
+      <w:r>
+        <w:t xml:space="preserve">        </w:t>
+      </w:r>
+      <w:proofErr w:type="spellStart"/>
+      <w:r>
+        <w:t>System.</w:t>
+      </w:r>
+      <w:r>
+        <w:rPr>
+          <w:b/>
+          <w:bCs/>
+          <w:i/>
+          <w:iCs/>
+        </w:rPr>
+        <w:t>out</w:t>
+      </w:r>
+      <w:r>
+        <w:t>.println</w:t>
+      </w:r>
+      <w:proofErr w:type="spellEnd"/>
+      <w:r>
+        <w:t>("Product: " + product);</w:t>
+      </w:r>
+    </w:p>
+    <w:p>
+      <w:r>
+        <w:t xml:space="preserve">        </w:t>
+      </w:r>
+      <w:proofErr w:type="spellStart"/>
+      <w:r>
+        <w:t>System.</w:t>
+      </w:r>
+      <w:r>
+        <w:rPr>
+          <w:b/>
+          <w:bCs/>
+          <w:i/>
+          <w:iCs/>
+        </w:rPr>
+        <w:t>out</w:t>
+      </w:r>
+      <w:r>
+        <w:t>.println</w:t>
+      </w:r>
+      <w:proofErr w:type="spellEnd"/>
+      <w:r>
+        <w:t>("Amount: " + amount);</w:t>
+      </w:r>
+    </w:p>
+    <w:p>
+      <w:r>
+        <w:t xml:space="preserve">        </w:t>
+      </w:r>
+      <w:proofErr w:type="spellStart"/>
+      <w:r>
+        <w:t>System.</w:t>
+      </w:r>
+      <w:r>
+        <w:rPr>
+          <w:b/>
+          <w:bCs/>
+          <w:i/>
+          <w:iCs/>
+        </w:rPr>
+        <w:t>out</w:t>
+      </w:r>
+      <w:r>
+        <w:t>.println</w:t>
+      </w:r>
+      <w:proofErr w:type="spellEnd"/>
+      <w:r>
+        <w:t xml:space="preserve">("Payment Status: " + </w:t>
+      </w:r>
+      <w:proofErr w:type="spellStart"/>
+      <w:r>
+        <w:t>paymentStatus</w:t>
+      </w:r>
+      <w:proofErr w:type="spellEnd"/>
+      <w:r>
+        <w:t>);</w:t>
+      </w:r>
+    </w:p>
+    <w:p>
+      <w:r>
+        <w:t xml:space="preserve">        </w:t>
+      </w:r>
+      <w:proofErr w:type="spellStart"/>
+      <w:r>
+        <w:t>System.</w:t>
+      </w:r>
+      <w:r>
+        <w:rPr>
+          <w:b/>
+          <w:bCs/>
+          <w:i/>
+          <w:iCs/>
+        </w:rPr>
+        <w:t>out</w:t>
+      </w:r>
+      <w:r>
+        <w:t>.println</w:t>
+      </w:r>
+      <w:proofErr w:type="spellEnd"/>
+      <w:r>
+        <w:t>();</w:t>
+      </w:r>
+    </w:p>
+    <w:p>
+      <w:r>
+        <w:lastRenderedPageBreak/>
+        <w:t xml:space="preserve">    }</w:t>
+      </w:r>
+    </w:p>
+    <w:p>
+      <w:r>
+        <w:t>}</w:t>
+      </w:r>
+    </w:p>
+    <w:p/>
+    <w:p>
+      <w:r>
+        <w:rPr>
+          <w:b/>
+          <w:bCs/>
+        </w:rPr>
+        <w:t>public</w:t>
+      </w:r>
+      <w:r>
+        <w:t xml:space="preserve"> </w:t>
+      </w:r>
+      <w:r>
+        <w:rPr>
+          <w:b/>
+          <w:bCs/>
+        </w:rPr>
+        <w:t>class</w:t>
+      </w:r>
+      <w:r>
+        <w:t xml:space="preserve"> </w:t>
+      </w:r>
+      <w:proofErr w:type="spellStart"/>
+      <w:r>
+        <w:t>BuyerDemo</w:t>
+      </w:r>
+      <w:proofErr w:type="spellEnd"/>
+      <w:r>
+        <w:t xml:space="preserve"> {</w:t>
+      </w:r>
+    </w:p>
+    <w:p>
+      <w:r>
+        <w:t xml:space="preserve">    </w:t>
+      </w:r>
+      <w:r>
+        <w:rPr>
+          <w:b/>
+          <w:bCs/>
+        </w:rPr>
+        <w:t>public</w:t>
+      </w:r>
+      <w:r>
+        <w:t xml:space="preserve"> </w:t>
+      </w:r>
+      <w:r>
+        <w:rPr>
+          <w:b/>
+          <w:bCs/>
+        </w:rPr>
+        <w:t>static</w:t>
+      </w:r>
+      <w:r>
+        <w:t xml:space="preserve"> </w:t>
+      </w:r>
+      <w:r>
+        <w:rPr>
+          <w:b/>
+          <w:bCs/>
+        </w:rPr>
+        <w:t>void</w:t>
+      </w:r>
+      <w:r>
+        <w:t xml:space="preserve"> </w:t>
+      </w:r>
+      <w:proofErr w:type="gramStart"/>
+      <w:r>
+        <w:t>main(String[</w:t>
+      </w:r>
+      <w:proofErr w:type="gramEnd"/>
+      <w:r>
+        <w:t xml:space="preserve">] </w:t>
+      </w:r>
+      <w:proofErr w:type="spellStart"/>
+      <w:r>
+        <w:t>args</w:t>
+      </w:r>
+      <w:proofErr w:type="spellEnd"/>
+      <w:r>
+        <w:t>) {</w:t>
+      </w:r>
+    </w:p>
+    <w:p/>
+    <w:p>
+      <w:r>
+        <w:t xml:space="preserve">        Buyer b1 = </w:t>
+      </w:r>
+      <w:r>
+        <w:rPr>
+          <w:b/>
+          <w:bCs/>
+        </w:rPr>
+        <w:t>new</w:t>
+      </w:r>
+      <w:r>
+        <w:t xml:space="preserve"> Buyer("Manu");</w:t>
+      </w:r>
+    </w:p>
+    <w:p/>
+    <w:p>
+      <w:r>
+        <w:t xml:space="preserve">        Buyer b2 = </w:t>
+      </w:r>
+      <w:r>
+        <w:rPr>
+          <w:b/>
+          <w:bCs/>
+        </w:rPr>
+        <w:t>new</w:t>
+      </w:r>
+      <w:r>
+        <w:t xml:space="preserve"> </w:t>
+      </w:r>
+      <w:proofErr w:type="gramStart"/>
+      <w:r>
+        <w:t>Buyer(</w:t>
+      </w:r>
+      <w:proofErr w:type="gramEnd"/>
+    </w:p>
+    <w:p>
+      <w:r>
+        <w:t xml:space="preserve">            "Ravi", 101, "Laptop"</w:t>
+      </w:r>
+    </w:p>
+    <w:p>
+      <w:r>
+        <w:t xml:space="preserve">        );</w:t>
+      </w:r>
+    </w:p>
+    <w:p/>
+    <w:p>
+      <w:r>
+        <w:t xml:space="preserve">        Buyer b3 = </w:t>
+      </w:r>
+      <w:r>
+        <w:rPr>
+          <w:b/>
+          <w:bCs/>
+        </w:rPr>
+        <w:t>new</w:t>
+      </w:r>
+      <w:r>
+        <w:t xml:space="preserve"> </w:t>
+      </w:r>
+      <w:proofErr w:type="gramStart"/>
+      <w:r>
+        <w:t>Buyer(</w:t>
+      </w:r>
+      <w:proofErr w:type="gramEnd"/>
+    </w:p>
+    <w:p>
+      <w:r>
+        <w:t xml:space="preserve">            "Priya", 102, "Mobile", 50000, "Paid"</w:t>
+      </w:r>
+    </w:p>
+    <w:p>
+      <w:r>
+        <w:t xml:space="preserve">        );</w:t>
+      </w:r>
+    </w:p>
+    <w:p/>
+    <w:p>
+      <w:r>
+        <w:t xml:space="preserve">        b</w:t>
+      </w:r>
+      <w:proofErr w:type="gramStart"/>
+      <w:r>
+        <w:t>1.display</w:t>
+      </w:r>
+      <w:proofErr w:type="gramEnd"/>
+      <w:r>
+        <w:t>();</w:t>
+      </w:r>
+    </w:p>
+    <w:p>
+      <w:r>
+        <w:t xml:space="preserve">        b</w:t>
+      </w:r>
+      <w:proofErr w:type="gramStart"/>
+      <w:r>
+        <w:t>2.display</w:t>
+      </w:r>
+      <w:proofErr w:type="gramEnd"/>
+      <w:r>
+        <w:t>();</w:t>
+      </w:r>
+    </w:p>
+    <w:p>
+      <w:r>
+        <w:t xml:space="preserve">        b</w:t>
+      </w:r>
+      <w:proofErr w:type="gramStart"/>
+      <w:r>
+        <w:t>3.display</w:t>
+      </w:r>
+      <w:proofErr w:type="gramEnd"/>
+      <w:r>
+        <w:t>();</w:t>
+      </w:r>
+    </w:p>
+    <w:p>
+      <w:r>
+        <w:t xml:space="preserve">    }</w:t>
+      </w:r>
+    </w:p>
+    <w:p>
+      <w:r>
+        <w:t>}</w:t>
+      </w:r>
+    </w:p>
+    <w:p/>
+    <w:p/>
+    <w:p>
+      <w:pPr>
+        <w:rPr>
+          <w:b/>
+          <w:bCs/>
+        </w:rPr>
+      </w:pPr>
+      <w:r>
+        <w:rPr>
+          <w:b/>
+          <w:bCs/>
+        </w:rPr>
         <w:t>UML DIAGRAM:</w:t>
       </w:r>
     </w:p>
@@ -147,6 +990,7 @@
     </w:p>
     <w:p>
       <w:r>
+        <w:lastRenderedPageBreak/>
         <w:t xml:space="preserve">│ - </w:t>
       </w:r>
       <w:proofErr w:type="gramStart"/>
@@ -207,7 +1051,6 @@
         <w:rPr>
           <w:rFonts w:ascii="MS Gothic" w:eastAsia="MS Gothic" w:hAnsi="MS Gothic" w:cs="MS Gothic" w:hint="eastAsia"/>
         </w:rPr>
-        <w:lastRenderedPageBreak/>
         <w:t>├</w:t>
       </w:r>
       <w:r>
@@ -309,7 +1152,17 @@
       </w:r>
     </w:p>
     <w:p>
-      <w:r>
+      <w:pPr>
+        <w:rPr>
+          <w:b/>
+          <w:bCs/>
+        </w:rPr>
+      </w:pPr>
+      <w:r>
+        <w:rPr>
+          <w:b/>
+          <w:bCs/>
+        </w:rPr>
         <w:t>Output:</w:t>
       </w:r>
     </w:p>
@@ -984,7 +1837,6 @@
   <w:style w:type="character" w:default="1" w:styleId="DefaultParagraphFont">
     <w:name w:val="Default Paragraph Font"/>
     <w:uiPriority w:val="1"/>
-    <w:semiHidden/>
     <w:unhideWhenUsed/>
   </w:style>
   <w:style w:type="table" w:default="1" w:styleId="TableNormal">
